--- a/tests/fixtures/baza/pitanja/npo/7.docx
+++ b/tests/fixtures/baza/pitanja/npo/7.docx
@@ -34,16 +34,6 @@
             <w:bookmarkStart w:id="0" w:name="_Toc53830452"/>
             <w:bookmarkStart w:id="1" w:name="_Toc184401933"/>
             <w:bookmarkStart w:id="2" w:name="_Toc184715163"/>
-            <w:r>
-              <w:rPr>
-                <w:rFonts w:ascii="Arial" w:hAnsi="Arial" w:cs="Arial"/>
-                <w:b/>
-                <w:i/>
-                <w:sz w:val="20"/>
-                <w:szCs w:val="20"/>
-              </w:rPr>
-              <w:t>Р. бр.</w:t>
-            </w:r>
           </w:p>
         </w:tc>
         <w:tc>
@@ -61,16 +51,6 @@
                 <w:szCs w:val="20"/>
               </w:rPr>
             </w:pPr>
-            <w:r>
-              <w:rPr>
-                <w:rFonts w:ascii="Arial" w:hAnsi="Arial" w:cs="Arial"/>
-                <w:b/>
-                <w:i/>
-                <w:sz w:val="20"/>
-                <w:szCs w:val="20"/>
-              </w:rPr>
-              <w:t>Напомена везано за питање</w:t>
-            </w:r>
           </w:p>
         </w:tc>
         <w:tc>
@@ -89,16 +69,6 @@
                 <w:szCs w:val="20"/>
               </w:rPr>
             </w:pPr>
-            <w:r>
-              <w:rPr>
-                <w:rFonts w:ascii="Arial" w:hAnsi="Arial" w:cs="Arial"/>
-                <w:b/>
-                <w:i/>
-                <w:sz w:val="20"/>
-                <w:szCs w:val="20"/>
-              </w:rPr>
-              <w:t>Поени</w:t>
-            </w:r>
           </w:p>
         </w:tc>
       </w:tr>
@@ -139,69 +109,6 @@
                 <w:i/>
               </w:rPr>
             </w:pPr>
-            <w:r>
-              <w:rPr>
-                <w:rFonts w:cs="Arial"/>
-                <w:i/>
-                <w:sz w:val="18"/>
-                <w:szCs w:val="18"/>
-              </w:rPr>
-              <w:fldChar w:fldCharType="begin">
-                <w:ffData>
-                  <w:name w:val="Check3"/>
-                  <w:enabled/>
-                  <w:calcOnExit w:val="0"/>
-                  <w:checkBox>
-                    <w:sizeAuto/>
-                    <w:default w:val="0"/>
-                  </w:checkBox>
-                </w:ffData>
-              </w:fldChar>
-            </w:r>
-            <w:r>
-              <w:rPr>
-                <w:rFonts w:ascii="Arial" w:hAnsi="Arial" w:cs="Arial"/>
-                <w:i/>
-                <w:sz w:val="18"/>
-                <w:szCs w:val="18"/>
-              </w:rPr>
-              <w:instrText xml:space="preserve"> FORMCHECKBOX </w:instrText>
-            </w:r>
-            <w:r>
-              <w:rPr>
-                <w:rFonts w:cs="Arial"/>
-                <w:i/>
-                <w:sz w:val="18"/>
-                <w:szCs w:val="18"/>
-              </w:rPr>
-            </w:r>
-            <w:r>
-              <w:rPr>
-                <w:rFonts w:cs="Arial"/>
-                <w:i/>
-                <w:sz w:val="18"/>
-                <w:szCs w:val="18"/>
-              </w:rPr>
-              <w:fldChar w:fldCharType="separate"/>
-            </w:r>
-            <w:r>
-              <w:rPr>
-                <w:rFonts w:cs="Arial"/>
-                <w:i/>
-                <w:sz w:val="18"/>
-                <w:szCs w:val="18"/>
-              </w:rPr>
-              <w:fldChar w:fldCharType="end"/>
-            </w:r>
-            <w:r>
-              <w:rPr>
-                <w:rFonts w:ascii="Arial" w:hAnsi="Arial" w:cs="Arial"/>
-                <w:i/>
-                <w:sz w:val="18"/>
-                <w:szCs w:val="18"/>
-              </w:rPr>
-              <w:t xml:space="preserve"> Одговори на постављено питање</w:t>
-            </w:r>
           </w:p>
         </w:tc>
         <w:tc>
@@ -221,16 +128,6 @@
                 <w:szCs w:val="20"/>
               </w:rPr>
             </w:pPr>
-            <w:r>
-              <w:rPr>
-                <w:rFonts w:ascii="Arial" w:hAnsi="Arial" w:cs="Arial"/>
-                <w:b/>
-                <w:i/>
-                <w:sz w:val="20"/>
-                <w:szCs w:val="20"/>
-              </w:rPr>
-              <w:t>Максимално</w:t>
-            </w:r>
           </w:p>
         </w:tc>
         <w:tc>
@@ -249,15 +146,6 @@
                 <w:szCs w:val="28"/>
               </w:rPr>
             </w:pPr>
-            <w:r>
-              <w:rPr>
-                <w:rFonts w:ascii="Arial" w:hAnsi="Arial" w:cs="Arial"/>
-                <w:b/>
-                <w:sz w:val="28"/>
-                <w:szCs w:val="28"/>
-              </w:rPr>
-              <w:t>1</w:t>
-            </w:r>
           </w:p>
         </w:tc>
       </w:tr>
@@ -287,69 +175,6 @@
                 <w:i/>
               </w:rPr>
             </w:pPr>
-            <w:r>
-              <w:rPr>
-                <w:rFonts w:cs="Arial"/>
-                <w:i/>
-                <w:sz w:val="18"/>
-                <w:szCs w:val="18"/>
-              </w:rPr>
-              <w:fldChar w:fldCharType="begin">
-                <w:ffData>
-                  <w:name w:val="Check3"/>
-                  <w:enabled/>
-                  <w:calcOnExit w:val="0"/>
-                  <w:checkBox>
-                    <w:sizeAuto/>
-                    <w:default w:val="0"/>
-                  </w:checkBox>
-                </w:ffData>
-              </w:fldChar>
-            </w:r>
-            <w:r>
-              <w:rPr>
-                <w:rFonts w:ascii="Arial" w:hAnsi="Arial" w:cs="Arial"/>
-                <w:i/>
-                <w:sz w:val="18"/>
-                <w:szCs w:val="18"/>
-              </w:rPr>
-              <w:instrText xml:space="preserve"> FORMCHECKBOX </w:instrText>
-            </w:r>
-            <w:r>
-              <w:rPr>
-                <w:rFonts w:cs="Arial"/>
-                <w:i/>
-                <w:sz w:val="18"/>
-                <w:szCs w:val="18"/>
-              </w:rPr>
-            </w:r>
-            <w:r>
-              <w:rPr>
-                <w:rFonts w:cs="Arial"/>
-                <w:i/>
-                <w:sz w:val="18"/>
-                <w:szCs w:val="18"/>
-              </w:rPr>
-              <w:fldChar w:fldCharType="separate"/>
-            </w:r>
-            <w:r>
-              <w:rPr>
-                <w:rFonts w:cs="Arial"/>
-                <w:i/>
-                <w:sz w:val="18"/>
-                <w:szCs w:val="18"/>
-              </w:rPr>
-              <w:fldChar w:fldCharType="end"/>
-            </w:r>
-            <w:r>
-              <w:rPr>
-                <w:rFonts w:ascii="Arial" w:hAnsi="Arial" w:cs="Arial"/>
-                <w:i/>
-                <w:sz w:val="18"/>
-                <w:szCs w:val="18"/>
-              </w:rPr>
-              <w:t xml:space="preserve"> Заокружи тачан (тачне) одговор(е)</w:t>
-            </w:r>
           </w:p>
         </w:tc>
         <w:tc>
@@ -416,69 +241,6 @@
                 <w:i/>
               </w:rPr>
             </w:pPr>
-            <w:r>
-              <w:rPr>
-                <w:rFonts w:cs="Arial"/>
-                <w:i/>
-                <w:sz w:val="18"/>
-                <w:szCs w:val="18"/>
-              </w:rPr>
-              <w:fldChar w:fldCharType="begin">
-                <w:ffData>
-                  <w:name w:val="Check3"/>
-                  <w:enabled/>
-                  <w:calcOnExit w:val="0"/>
-                  <w:checkBox>
-                    <w:sizeAuto/>
-                    <w:default w:val="0"/>
-                  </w:checkBox>
-                </w:ffData>
-              </w:fldChar>
-            </w:r>
-            <w:r>
-              <w:rPr>
-                <w:rFonts w:ascii="Arial" w:hAnsi="Arial" w:cs="Arial"/>
-                <w:i/>
-                <w:sz w:val="18"/>
-                <w:szCs w:val="18"/>
-              </w:rPr>
-              <w:instrText xml:space="preserve"> FORMCHECKBOX </w:instrText>
-            </w:r>
-            <w:r>
-              <w:rPr>
-                <w:rFonts w:cs="Arial"/>
-                <w:i/>
-                <w:sz w:val="18"/>
-                <w:szCs w:val="18"/>
-              </w:rPr>
-            </w:r>
-            <w:r>
-              <w:rPr>
-                <w:rFonts w:cs="Arial"/>
-                <w:i/>
-                <w:sz w:val="18"/>
-                <w:szCs w:val="18"/>
-              </w:rPr>
-              <w:fldChar w:fldCharType="separate"/>
-            </w:r>
-            <w:r>
-              <w:rPr>
-                <w:rFonts w:cs="Arial"/>
-                <w:i/>
-                <w:sz w:val="18"/>
-                <w:szCs w:val="18"/>
-              </w:rPr>
-              <w:fldChar w:fldCharType="end"/>
-            </w:r>
-            <w:r>
-              <w:rPr>
-                <w:rFonts w:ascii="Arial" w:hAnsi="Arial" w:cs="Arial"/>
-                <w:i/>
-                <w:sz w:val="18"/>
-                <w:szCs w:val="18"/>
-              </w:rPr>
-              <w:t xml:space="preserve"> Детаљно објаснити/описати</w:t>
-            </w:r>
           </w:p>
         </w:tc>
         <w:tc>
@@ -545,69 +307,6 @@
                 <w:i/>
               </w:rPr>
             </w:pPr>
-            <w:r>
-              <w:rPr>
-                <w:rFonts w:cs="Arial"/>
-                <w:i/>
-                <w:sz w:val="18"/>
-                <w:szCs w:val="18"/>
-              </w:rPr>
-              <w:fldChar w:fldCharType="begin">
-                <w:ffData>
-                  <w:name w:val=""/>
-                  <w:enabled/>
-                  <w:calcOnExit w:val="0"/>
-                  <w:checkBox>
-                    <w:sizeAuto/>
-                    <w:default w:val="0"/>
-                  </w:checkBox>
-                </w:ffData>
-              </w:fldChar>
-            </w:r>
-            <w:r>
-              <w:rPr>
-                <w:rFonts w:cs="Arial"/>
-                <w:i/>
-                <w:sz w:val="18"/>
-                <w:szCs w:val="18"/>
-              </w:rPr>
-              <w:instrText xml:space="preserve"> FORMCHECKBOX </w:instrText>
-            </w:r>
-            <w:r>
-              <w:rPr>
-                <w:rFonts w:cs="Arial"/>
-                <w:i/>
-                <w:sz w:val="18"/>
-                <w:szCs w:val="18"/>
-              </w:rPr>
-            </w:r>
-            <w:r>
-              <w:rPr>
-                <w:rFonts w:cs="Arial"/>
-                <w:i/>
-                <w:sz w:val="18"/>
-                <w:szCs w:val="18"/>
-              </w:rPr>
-              <w:fldChar w:fldCharType="separate"/>
-            </w:r>
-            <w:r>
-              <w:rPr>
-                <w:rFonts w:cs="Arial"/>
-                <w:i/>
-                <w:sz w:val="18"/>
-                <w:szCs w:val="18"/>
-              </w:rPr>
-              <w:fldChar w:fldCharType="end"/>
-            </w:r>
-            <w:r>
-              <w:rPr>
-                <w:rFonts w:ascii="Arial" w:hAnsi="Arial" w:cs="Arial"/>
-                <w:i/>
-                <w:sz w:val="18"/>
-                <w:szCs w:val="18"/>
-              </w:rPr>
-              <w:t xml:space="preserve"> Допуни текст у реченици</w:t>
-            </w:r>
           </w:p>
         </w:tc>
         <w:tc>
@@ -627,16 +326,6 @@
                 <w:szCs w:val="20"/>
               </w:rPr>
             </w:pPr>
-            <w:r>
-              <w:rPr>
-                <w:rFonts w:ascii="Arial" w:hAnsi="Arial" w:cs="Arial"/>
-                <w:b/>
-                <w:i/>
-                <w:sz w:val="20"/>
-                <w:szCs w:val="20"/>
-              </w:rPr>
-              <w:t>Остварено</w:t>
-            </w:r>
           </w:p>
         </w:tc>
         <w:tc>
@@ -684,69 +373,6 @@
                 <w:i/>
               </w:rPr>
             </w:pPr>
-            <w:r>
-              <w:rPr>
-                <w:rFonts w:cs="Arial"/>
-                <w:i/>
-                <w:sz w:val="18"/>
-                <w:szCs w:val="18"/>
-              </w:rPr>
-              <w:fldChar w:fldCharType="begin">
-                <w:ffData>
-                  <w:name w:val=""/>
-                  <w:enabled/>
-                  <w:calcOnExit w:val="0"/>
-                  <w:checkBox>
-                    <w:sizeAuto/>
-                    <w:default w:val="0"/>
-                  </w:checkBox>
-                </w:ffData>
-              </w:fldChar>
-            </w:r>
-            <w:r>
-              <w:rPr>
-                <w:rFonts w:cs="Arial"/>
-                <w:i/>
-                <w:sz w:val="18"/>
-                <w:szCs w:val="18"/>
-              </w:rPr>
-              <w:instrText xml:space="preserve"> FORMCHECKBOX </w:instrText>
-            </w:r>
-            <w:r>
-              <w:rPr>
-                <w:rFonts w:cs="Arial"/>
-                <w:i/>
-                <w:sz w:val="18"/>
-                <w:szCs w:val="18"/>
-              </w:rPr>
-            </w:r>
-            <w:r>
-              <w:rPr>
-                <w:rFonts w:cs="Arial"/>
-                <w:i/>
-                <w:sz w:val="18"/>
-                <w:szCs w:val="18"/>
-              </w:rPr>
-              <w:fldChar w:fldCharType="separate"/>
-            </w:r>
-            <w:r>
-              <w:rPr>
-                <w:rFonts w:cs="Arial"/>
-                <w:i/>
-                <w:sz w:val="18"/>
-                <w:szCs w:val="18"/>
-              </w:rPr>
-              <w:fldChar w:fldCharType="end"/>
-            </w:r>
-            <w:r>
-              <w:rPr>
-                <w:rFonts w:ascii="Arial" w:hAnsi="Arial" w:cs="Arial"/>
-                <w:i/>
-                <w:sz w:val="18"/>
-                <w:szCs w:val="18"/>
-              </w:rPr>
-              <w:t xml:space="preserve"> Допуни празна поља у тексту/ табели/цртежу/скици</w:t>
-            </w:r>
           </w:p>
         </w:tc>
         <w:tc>
@@ -875,16 +501,6 @@
                 <w:szCs w:val="20"/>
               </w:rPr>
             </w:pPr>
-            <w:r>
-              <w:rPr>
-                <w:rFonts w:ascii="Arial" w:hAnsi="Arial" w:cs="Arial"/>
-                <w:b/>
-                <w:i/>
-                <w:sz w:val="20"/>
-                <w:szCs w:val="20"/>
-              </w:rPr>
-              <w:t>Питање/задатак</w:t>
-            </w:r>
           </w:p>
         </w:tc>
       </w:tr>
@@ -899,32 +515,32 @@
               <w:rPr>
                 <w:rFonts w:ascii="Arial" w:eastAsia="Times New Roman" w:hAnsi="Arial" w:cs="Arial"/>
                 <w:color w:val="000000"/>
-                <w:lang w:eastAsia="ja-JP"/>
+                <w:lang w:val="sr-Latn-BA" w:eastAsia="ja-JP"/>
               </w:rPr>
             </w:pPr>
             <w:r>
               <w:rPr>
                 <w:rFonts w:ascii="Arial" w:eastAsia="Times New Roman" w:hAnsi="Arial" w:cs="Arial"/>
                 <w:color w:val="000000"/>
-                <w:lang w:eastAsia="ja-JP"/>
+                <w:lang w:val="sr-Latn-BA" w:eastAsia="ja-JP"/>
               </w:rPr>
-              <w:t xml:space="preserve">Назив прве области: </w:t>
+              <w:t xml:space="preserve">Naziv prve oblasti: </w:t>
             </w:r>
             <w:r>
               <w:rPr>
                 <w:rFonts w:ascii="Arial" w:eastAsia="Times New Roman" w:hAnsi="Arial" w:cs="Arial"/>
                 <w:color w:val="000000"/>
-                <w:lang w:eastAsia="ja-JP"/>
+                <w:lang w:val="sr-Latn-BA" w:eastAsia="ja-JP"/>
               </w:rPr>
-              <w:t>Седмо</w:t>
+              <w:t>Sedmo</w:t>
             </w:r>
             <w:r>
               <w:rPr>
                 <w:rFonts w:ascii="Arial" w:eastAsia="Times New Roman" w:hAnsi="Arial" w:cs="Arial"/>
                 <w:color w:val="000000"/>
-                <w:lang w:eastAsia="ja-JP"/>
+                <w:lang w:val="sr-Latn-BA" w:eastAsia="ja-JP"/>
               </w:rPr>
-              <w:t xml:space="preserve"> питање</w:t>
+              <w:t xml:space="preserve"> pitanje</w:t>
             </w:r>
           </w:p>
         </w:tc>
@@ -1084,7 +700,7 @@
                 </wp:anchor>
               </w:drawing>
             </mc:Choice>
-            <mc:Fallback xmlns:cx1="http://schemas.microsoft.com/office/drawing/2015/9/8/chartex" xmlns:cx2="http://schemas.microsoft.com/office/drawing/2015/10/21/chartex" xmlns:cx3="http://schemas.microsoft.com/office/drawing/2016/5/9/chartex" xmlns:cx4="http://schemas.microsoft.com/office/drawing/2016/5/10/chartex" xmlns:cx5="http://schemas.microsoft.com/office/drawing/2016/5/11/chartex" xmlns:cx6="http://schemas.microsoft.com/office/drawing/2016/5/12/chartex" xmlns:cx7="http://schemas.microsoft.com/office/drawing/2016/5/13/chartex" xmlns:cx8="http://schemas.microsoft.com/office/drawing/2016/5/14/chartex" xmlns:aink="http://schemas.microsoft.com/office/drawing/2016/ink" xmlns:am3d="http://schemas.microsoft.com/office/drawing/2017/model3d" xmlns:oel="http://schemas.microsoft.com/office/2019/extlst" xmlns:w16cex="http://schemas.microsoft.com/office/word/2018/wordml/cex" xmlns:w16cid="http://schemas.microsoft.com/office/word/2016/wordml/cid" xmlns:w16="http://schemas.microsoft.com/office/word/2018/wordml" xmlns:w16sdtdh="http://schemas.microsoft.com/office/word/2020/wordml/sdtdatahash">
+            <mc:Fallback xmlns:w16sdtdh="http://schemas.microsoft.com/office/word/2020/wordml/sdtdatahash" xmlns:w16="http://schemas.microsoft.com/office/word/2018/wordml" xmlns:w16cid="http://schemas.microsoft.com/office/word/2016/wordml/cid" xmlns:w16cex="http://schemas.microsoft.com/office/word/2018/wordml/cex" xmlns:oel="http://schemas.microsoft.com/office/2019/extlst" xmlns:am3d="http://schemas.microsoft.com/office/drawing/2017/model3d" xmlns:aink="http://schemas.microsoft.com/office/drawing/2016/ink" xmlns:cx8="http://schemas.microsoft.com/office/drawing/2016/5/14/chartex" xmlns:cx7="http://schemas.microsoft.com/office/drawing/2016/5/13/chartex" xmlns:cx6="http://schemas.microsoft.com/office/drawing/2016/5/12/chartex" xmlns:cx5="http://schemas.microsoft.com/office/drawing/2016/5/11/chartex" xmlns:cx4="http://schemas.microsoft.com/office/drawing/2016/5/10/chartex" xmlns:cx3="http://schemas.microsoft.com/office/drawing/2016/5/9/chartex" xmlns:cx2="http://schemas.microsoft.com/office/drawing/2015/10/21/chartex" xmlns:cx1="http://schemas.microsoft.com/office/drawing/2015/9/8/chartex">
               <w:pict>
                 <v:line w14:anchorId="2ACA85AB" id="Straight Connector 5" o:spid="_x0000_s1026" style="position:absolute;flip:y;z-index:251662336;visibility:visible;mso-wrap-style:square;mso-width-percent:0;mso-height-percent:0;mso-wrap-distance-left:9pt;mso-wrap-distance-top:0;mso-wrap-distance-right:9pt;mso-wrap-distance-bottom:0;mso-position-horizontal:absolute;mso-position-horizontal-relative:margin;mso-position-vertical:absolute;mso-position-vertical-relative:text;mso-width-percent:0;mso-height-percent:0;mso-width-relative:page;mso-height-relative:page" from="-21.9pt,-1.5pt" to="472.9pt,-1.1pt" o:gfxdata="UEsDBBQABgAIAAAAIQC2gziS/gAAAOEBAAATAAAAW0NvbnRlbnRfVHlwZXNdLnhtbJSRQU7DMBBF&#10;90jcwfIWJU67QAgl6YK0S0CoHGBkTxKLZGx5TGhvj5O2G0SRWNoz/78nu9wcxkFMGNg6quQqL6RA&#10;0s5Y6ir5vt9lD1JwBDIwOMJKHpHlpr69KfdHjyxSmriSfYz+USnWPY7AufNIadK6MEJMx9ApD/oD&#10;OlTrorhX2lFEilmcO2RdNtjC5xDF9pCuTyYBB5bi6bQ4syoJ3g9WQ0ymaiLzg5KdCXlKLjvcW893&#10;SUOqXwnz5DrgnHtJTxOsQfEKIT7DmDSUCaxw7Rqn8787ZsmRM9e2VmPeBN4uqYvTtW7jvijg9N/y&#10;JsXecLq0q+WD6m8AAAD//wMAUEsDBBQABgAIAAAAIQA4/SH/1gAAAJQBAAALAAAAX3JlbHMvLnJl&#10;bHOkkMFqwzAMhu+DvYPRfXGawxijTi+j0GvpHsDYimMaW0Yy2fr2M4PBMnrbUb/Q94l/f/hMi1qR&#10;JVI2sOt6UJgd+ZiDgffL8ekFlFSbvV0oo4EbChzGx4f9GRdb25HMsYhqlCwG5lrLq9biZkxWOiqY&#10;22YiTra2kYMu1l1tQD30/bPm3wwYN0x18gb45AdQl1tp5j/sFB2T0FQ7R0nTNEV3j6o9feQzro1i&#10;OWA14Fm+Q8a1a8+Bvu/d/dMb2JY5uiPbhG/ktn4cqGU/er3pcvwCAAD//wMAUEsDBBQABgAIAAAA&#10;IQByR3l0vQEAAMIDAAAOAAAAZHJzL2Uyb0RvYy54bWysU01v2zAMvQ/ofxB0X+ykWJYZcXposV2K&#10;rVi73VWZioXqC6IWO/9+lJw6xboBw7CLYIl8j++R9PZqtIYdIKL2ruXLRc0ZOOk77fYt//bw8e2G&#10;M0zCdcJ4By0/AvKr3cWb7RAaWPnemw4iIxKHzRBa3qcUmqpC2YMVuPABHAWVj1YkusZ91UUxELs1&#10;1aqu19XgYxeil4BIrzdTkO8Kv1Ig0xelEBIzLSdtqZyxnI/5rHZb0eyjCL2WJxniH1RYoR0Vnalu&#10;RBLsR9SvqKyW0aNXaSG9rbxSWkLxQG6W9S9u7nsRoHih5mCY24T/j1Z+Ply7u5ily9Hdh1svn5Ca&#10;Ug0BmzmYLximtFFFy5TR4TvNu3gmF2wsLT3OLYUxMUmP69Xm8sOaOi8p9q7elI5XosksuWiImD6B&#10;tyx/tNxolw2LRhxuMWUd55T8bBwbqOzqfT0RnYWVr3Q0MKV9BcV0RwImiWWf4NpEdhC0Cd3TMk+e&#10;yI2jzAxR2pgZVBcNfwSdcjMMyo79LXDOLhW9SzPQaufj76qm8VmqmvJPs8HJa7b96LvjXXweGi1K&#10;cXZa6ryJL+8Ffv71dj8BAAD//wMAUEsDBBQABgAIAAAAIQCfdrYk3AAAAAkBAAAPAAAAZHJzL2Rv&#10;d25yZXYueG1sTI/BTsMwEETvSPyDtUjcWoekQJvGqaAS4tJLCx/gxts4Il5Httuav2c5wW13djT7&#10;ptlkN4oLhjh4UvAwL0Agdd4M1Cv4/HibLUHEpMno0RMq+MYIm/b2ptG18Vfa4+WQesEhFGutwKY0&#10;1VLGzqLTce4nJL6dfHA68Rp6aYK+crgbZVkUT9LpgfiD1RNuLXZfh7NT4Lbvzzu/X+a8i8HE11OV&#10;rCOl7u/yyxpEwpz+zPCLz+jQMtPRn8lEMSqYLSpGTzxU3IkNq8UjC0cWyhJk28j/DdofAAAA//8D&#10;AFBLAQItABQABgAIAAAAIQC2gziS/gAAAOEBAAATAAAAAAAAAAAAAAAAAAAAAABbQ29udGVudF9U&#10;eXBlc10ueG1sUEsBAi0AFAAGAAgAAAAhADj9If/WAAAAlAEAAAsAAAAAAAAAAAAAAAAALwEAAF9y&#10;ZWxzLy5yZWxzUEsBAi0AFAAGAAgAAAAhAHJHeXS9AQAAwgMAAA4AAAAAAAAAAAAAAAAALgIAAGRy&#10;cy9lMm9Eb2MueG1sUEsBAi0AFAAGAAgAAAAhAJ92tiTcAAAACQEAAA8AAAAAAAAAAAAAAAAAFwQA&#10;AGRycy9kb3ducmV2LnhtbFBLBQYAAAAABAAEAPMAAAAgBQAAAAA=&#10;" strokecolor="black [3200]" strokeweight="1pt">
                   <v:stroke joinstyle="miter"/>
@@ -17596,7 +17212,7 @@
 </file>
 
 <file path=customXml/itemProps1.xml><?xml version="1.0" encoding="utf-8"?>
-<ds:datastoreItem xmlns:ds="http://schemas.openxmlformats.org/officeDocument/2006/customXml" ds:itemID="{A7BFFAFD-9C7D-4FE0-9E93-3AF85824F8E6}">
+<ds:datastoreItem xmlns:ds="http://schemas.openxmlformats.org/officeDocument/2006/customXml" ds:itemID="{3BE030C0-C227-4A0A-A504-791D8B9973C7}">
   <ds:schemaRefs>
     <ds:schemaRef ds:uri="http://schemas.openxmlformats.org/officeDocument/2006/bibliography"/>
   </ds:schemaRefs>

--- a/tests/fixtures/baza/pitanja/npo/7.docx
+++ b/tests/fixtures/baza/pitanja/npo/7.docx
@@ -144,8 +144,21 @@
                 <w:b/>
                 <w:sz w:val="28"/>
                 <w:szCs w:val="28"/>
+                <w:lang w:val="sr-Latn-BA"/>
               </w:rPr>
             </w:pPr>
+            <w:r>
+              <w:rPr>
+                <w:rFonts w:ascii="Arial" w:hAnsi="Arial" w:cs="Arial"/>
+                <w:b/>
+                <w:sz w:val="28"/>
+                <w:szCs w:val="28"/>
+                <w:lang w:val="sr-Latn-BA"/>
+              </w:rPr>
+              <w:t>1</w:t>
+            </w:r>
+            <w:bookmarkStart w:id="3" w:name="_GoBack"/>
+            <w:bookmarkEnd w:id="3"/>
           </w:p>
         </w:tc>
       </w:tr>
@@ -565,8 +578,6 @@
           <w:lang w:val="sr-Latn-BA"/>
         </w:rPr>
       </w:pPr>
-      <w:bookmarkStart w:id="3" w:name="_GoBack"/>
-      <w:bookmarkEnd w:id="3"/>
     </w:p>
     <w:bookmarkEnd w:id="0"/>
     <w:bookmarkEnd w:id="1"/>
@@ -700,7 +711,7 @@
                 </wp:anchor>
               </w:drawing>
             </mc:Choice>
-            <mc:Fallback xmlns:w16sdtdh="http://schemas.microsoft.com/office/word/2020/wordml/sdtdatahash" xmlns:w16="http://schemas.microsoft.com/office/word/2018/wordml" xmlns:w16cid="http://schemas.microsoft.com/office/word/2016/wordml/cid" xmlns:w16cex="http://schemas.microsoft.com/office/word/2018/wordml/cex" xmlns:oel="http://schemas.microsoft.com/office/2019/extlst" xmlns:am3d="http://schemas.microsoft.com/office/drawing/2017/model3d" xmlns:aink="http://schemas.microsoft.com/office/drawing/2016/ink" xmlns:cx8="http://schemas.microsoft.com/office/drawing/2016/5/14/chartex" xmlns:cx7="http://schemas.microsoft.com/office/drawing/2016/5/13/chartex" xmlns:cx6="http://schemas.microsoft.com/office/drawing/2016/5/12/chartex" xmlns:cx5="http://schemas.microsoft.com/office/drawing/2016/5/11/chartex" xmlns:cx4="http://schemas.microsoft.com/office/drawing/2016/5/10/chartex" xmlns:cx3="http://schemas.microsoft.com/office/drawing/2016/5/9/chartex" xmlns:cx2="http://schemas.microsoft.com/office/drawing/2015/10/21/chartex" xmlns:cx1="http://schemas.microsoft.com/office/drawing/2015/9/8/chartex">
+            <mc:Fallback xmlns:cx1="http://schemas.microsoft.com/office/drawing/2015/9/8/chartex" xmlns:cx2="http://schemas.microsoft.com/office/drawing/2015/10/21/chartex" xmlns:cx3="http://schemas.microsoft.com/office/drawing/2016/5/9/chartex" xmlns:cx4="http://schemas.microsoft.com/office/drawing/2016/5/10/chartex" xmlns:cx5="http://schemas.microsoft.com/office/drawing/2016/5/11/chartex" xmlns:cx6="http://schemas.microsoft.com/office/drawing/2016/5/12/chartex" xmlns:cx7="http://schemas.microsoft.com/office/drawing/2016/5/13/chartex" xmlns:cx8="http://schemas.microsoft.com/office/drawing/2016/5/14/chartex" xmlns:aink="http://schemas.microsoft.com/office/drawing/2016/ink" xmlns:am3d="http://schemas.microsoft.com/office/drawing/2017/model3d" xmlns:oel="http://schemas.microsoft.com/office/2019/extlst" xmlns:w16cex="http://schemas.microsoft.com/office/word/2018/wordml/cex" xmlns:w16cid="http://schemas.microsoft.com/office/word/2016/wordml/cid" xmlns:w16="http://schemas.microsoft.com/office/word/2018/wordml" xmlns:w16sdtdh="http://schemas.microsoft.com/office/word/2020/wordml/sdtdatahash">
               <w:pict>
                 <v:line w14:anchorId="2ACA85AB" id="Straight Connector 5" o:spid="_x0000_s1026" style="position:absolute;flip:y;z-index:251662336;visibility:visible;mso-wrap-style:square;mso-width-percent:0;mso-height-percent:0;mso-wrap-distance-left:9pt;mso-wrap-distance-top:0;mso-wrap-distance-right:9pt;mso-wrap-distance-bottom:0;mso-position-horizontal:absolute;mso-position-horizontal-relative:margin;mso-position-vertical:absolute;mso-position-vertical-relative:text;mso-width-percent:0;mso-height-percent:0;mso-width-relative:page;mso-height-relative:page" from="-21.9pt,-1.5pt" to="472.9pt,-1.1pt" o:gfxdata="UEsDBBQABgAIAAAAIQC2gziS/gAAAOEBAAATAAAAW0NvbnRlbnRfVHlwZXNdLnhtbJSRQU7DMBBF&#10;90jcwfIWJU67QAgl6YK0S0CoHGBkTxKLZGx5TGhvj5O2G0SRWNoz/78nu9wcxkFMGNg6quQqL6RA&#10;0s5Y6ir5vt9lD1JwBDIwOMJKHpHlpr69KfdHjyxSmriSfYz+USnWPY7AufNIadK6MEJMx9ApD/oD&#10;OlTrorhX2lFEilmcO2RdNtjC5xDF9pCuTyYBB5bi6bQ4syoJ3g9WQ0ymaiLzg5KdCXlKLjvcW893&#10;SUOqXwnz5DrgnHtJTxOsQfEKIT7DmDSUCaxw7Rqn8787ZsmRM9e2VmPeBN4uqYvTtW7jvijg9N/y&#10;JsXecLq0q+WD6m8AAAD//wMAUEsDBBQABgAIAAAAIQA4/SH/1gAAAJQBAAALAAAAX3JlbHMvLnJl&#10;bHOkkMFqwzAMhu+DvYPRfXGawxijTi+j0GvpHsDYimMaW0Yy2fr2M4PBMnrbUb/Q94l/f/hMi1qR&#10;JVI2sOt6UJgd+ZiDgffL8ekFlFSbvV0oo4EbChzGx4f9GRdb25HMsYhqlCwG5lrLq9biZkxWOiqY&#10;22YiTra2kYMu1l1tQD30/bPm3wwYN0x18gb45AdQl1tp5j/sFB2T0FQ7R0nTNEV3j6o9feQzro1i&#10;OWA14Fm+Q8a1a8+Bvu/d/dMb2JY5uiPbhG/ktn4cqGU/er3pcvwCAAD//wMAUEsDBBQABgAIAAAA&#10;IQByR3l0vQEAAMIDAAAOAAAAZHJzL2Uyb0RvYy54bWysU01v2zAMvQ/ofxB0X+ykWJYZcXposV2K&#10;rVi73VWZioXqC6IWO/9+lJw6xboBw7CLYIl8j++R9PZqtIYdIKL2ruXLRc0ZOOk77fYt//bw8e2G&#10;M0zCdcJ4By0/AvKr3cWb7RAaWPnemw4iIxKHzRBa3qcUmqpC2YMVuPABHAWVj1YkusZ91UUxELs1&#10;1aqu19XgYxeil4BIrzdTkO8Kv1Ig0xelEBIzLSdtqZyxnI/5rHZb0eyjCL2WJxniH1RYoR0Vnalu&#10;RBLsR9SvqKyW0aNXaSG9rbxSWkLxQG6W9S9u7nsRoHih5mCY24T/j1Z+Ply7u5ily9Hdh1svn5Ca&#10;Ug0BmzmYLximtFFFy5TR4TvNu3gmF2wsLT3OLYUxMUmP69Xm8sOaOi8p9q7elI5XosksuWiImD6B&#10;tyx/tNxolw2LRhxuMWUd55T8bBwbqOzqfT0RnYWVr3Q0MKV9BcV0RwImiWWf4NpEdhC0Cd3TMk+e&#10;yI2jzAxR2pgZVBcNfwSdcjMMyo79LXDOLhW9SzPQaufj76qm8VmqmvJPs8HJa7b96LvjXXweGi1K&#10;cXZa6ryJL+8Ffv71dj8BAAD//wMAUEsDBBQABgAIAAAAIQCfdrYk3AAAAAkBAAAPAAAAZHJzL2Rv&#10;d25yZXYueG1sTI/BTsMwEETvSPyDtUjcWoekQJvGqaAS4tJLCx/gxts4Il5Httuav2c5wW13djT7&#10;ptlkN4oLhjh4UvAwL0Agdd4M1Cv4/HibLUHEpMno0RMq+MYIm/b2ptG18Vfa4+WQesEhFGutwKY0&#10;1VLGzqLTce4nJL6dfHA68Rp6aYK+crgbZVkUT9LpgfiD1RNuLXZfh7NT4Lbvzzu/X+a8i8HE11OV&#10;rCOl7u/yyxpEwpz+zPCLz+jQMtPRn8lEMSqYLSpGTzxU3IkNq8UjC0cWyhJk28j/DdofAAAA//8D&#10;AFBLAQItABQABgAIAAAAIQC2gziS/gAAAOEBAAATAAAAAAAAAAAAAAAAAAAAAABbQ29udGVudF9U&#10;eXBlc10ueG1sUEsBAi0AFAAGAAgAAAAhADj9If/WAAAAlAEAAAsAAAAAAAAAAAAAAAAALwEAAF9y&#10;ZWxzLy5yZWxzUEsBAi0AFAAGAAgAAAAhAHJHeXS9AQAAwgMAAA4AAAAAAAAAAAAAAAAALgIAAGRy&#10;cy9lMm9Eb2MueG1sUEsBAi0AFAAGAAgAAAAhAJ92tiTcAAAACQEAAA8AAAAAAAAAAAAAAAAAFwQA&#10;AGRycy9kb3ducmV2LnhtbFBLBQYAAAAABAAEAPMAAAAgBQAAAAA=&#10;" strokecolor="black [3200]" strokeweight="1pt">
                   <v:stroke joinstyle="miter"/>
@@ -17212,7 +17223,7 @@
 </file>
 
 <file path=customXml/itemProps1.xml><?xml version="1.0" encoding="utf-8"?>
-<ds:datastoreItem xmlns:ds="http://schemas.openxmlformats.org/officeDocument/2006/customXml" ds:itemID="{3BE030C0-C227-4A0A-A504-791D8B9973C7}">
+<ds:datastoreItem xmlns:ds="http://schemas.openxmlformats.org/officeDocument/2006/customXml" ds:itemID="{92B42453-623B-42B4-97AF-A64364C179D6}">
   <ds:schemaRefs>
     <ds:schemaRef ds:uri="http://schemas.openxmlformats.org/officeDocument/2006/bibliography"/>
   </ds:schemaRefs>

--- a/tests/fixtures/baza/pitanja/npo/7.docx
+++ b/tests/fixtures/baza/pitanja/npo/7.docx
@@ -128,6 +128,18 @@
                 <w:szCs w:val="20"/>
               </w:rPr>
             </w:pPr>
+            <w:r>
+              <w:rPr>
+                <w:rFonts w:ascii="Arial" w:hAnsi="Arial" w:cs="Arial"/>
+                <w:b/>
+                <w:i/>
+                <w:sz w:val="20"/>
+                <w:szCs w:val="20"/>
+              </w:rPr>
+              <w:t>Максимално</w:t>
+            </w:r>
+            <w:bookmarkStart w:id="3" w:name="_GoBack"/>
+            <w:bookmarkEnd w:id="3"/>
           </w:p>
         </w:tc>
         <w:tc>
@@ -157,8 +169,6 @@
               </w:rPr>
               <w:t>1</w:t>
             </w:r>
-            <w:bookmarkStart w:id="3" w:name="_GoBack"/>
-            <w:bookmarkEnd w:id="3"/>
           </w:p>
         </w:tc>
       </w:tr>
@@ -711,7 +721,7 @@
                 </wp:anchor>
               </w:drawing>
             </mc:Choice>
-            <mc:Fallback xmlns:cx1="http://schemas.microsoft.com/office/drawing/2015/9/8/chartex" xmlns:cx2="http://schemas.microsoft.com/office/drawing/2015/10/21/chartex" xmlns:cx3="http://schemas.microsoft.com/office/drawing/2016/5/9/chartex" xmlns:cx4="http://schemas.microsoft.com/office/drawing/2016/5/10/chartex" xmlns:cx5="http://schemas.microsoft.com/office/drawing/2016/5/11/chartex" xmlns:cx6="http://schemas.microsoft.com/office/drawing/2016/5/12/chartex" xmlns:cx7="http://schemas.microsoft.com/office/drawing/2016/5/13/chartex" xmlns:cx8="http://schemas.microsoft.com/office/drawing/2016/5/14/chartex" xmlns:aink="http://schemas.microsoft.com/office/drawing/2016/ink" xmlns:am3d="http://schemas.microsoft.com/office/drawing/2017/model3d" xmlns:oel="http://schemas.microsoft.com/office/2019/extlst" xmlns:w16cex="http://schemas.microsoft.com/office/word/2018/wordml/cex" xmlns:w16cid="http://schemas.microsoft.com/office/word/2016/wordml/cid" xmlns:w16="http://schemas.microsoft.com/office/word/2018/wordml" xmlns:w16sdtdh="http://schemas.microsoft.com/office/word/2020/wordml/sdtdatahash">
+            <mc:Fallback xmlns:w16sdtdh="http://schemas.microsoft.com/office/word/2020/wordml/sdtdatahash" xmlns:w16="http://schemas.microsoft.com/office/word/2018/wordml" xmlns:w16cid="http://schemas.microsoft.com/office/word/2016/wordml/cid" xmlns:w16cex="http://schemas.microsoft.com/office/word/2018/wordml/cex" xmlns:oel="http://schemas.microsoft.com/office/2019/extlst" xmlns:am3d="http://schemas.microsoft.com/office/drawing/2017/model3d" xmlns:aink="http://schemas.microsoft.com/office/drawing/2016/ink" xmlns:cx8="http://schemas.microsoft.com/office/drawing/2016/5/14/chartex" xmlns:cx7="http://schemas.microsoft.com/office/drawing/2016/5/13/chartex" xmlns:cx6="http://schemas.microsoft.com/office/drawing/2016/5/12/chartex" xmlns:cx5="http://schemas.microsoft.com/office/drawing/2016/5/11/chartex" xmlns:cx4="http://schemas.microsoft.com/office/drawing/2016/5/10/chartex" xmlns:cx3="http://schemas.microsoft.com/office/drawing/2016/5/9/chartex" xmlns:cx2="http://schemas.microsoft.com/office/drawing/2015/10/21/chartex" xmlns:cx1="http://schemas.microsoft.com/office/drawing/2015/9/8/chartex">
               <w:pict>
                 <v:line w14:anchorId="2ACA85AB" id="Straight Connector 5" o:spid="_x0000_s1026" style="position:absolute;flip:y;z-index:251662336;visibility:visible;mso-wrap-style:square;mso-width-percent:0;mso-height-percent:0;mso-wrap-distance-left:9pt;mso-wrap-distance-top:0;mso-wrap-distance-right:9pt;mso-wrap-distance-bottom:0;mso-position-horizontal:absolute;mso-position-horizontal-relative:margin;mso-position-vertical:absolute;mso-position-vertical-relative:text;mso-width-percent:0;mso-height-percent:0;mso-width-relative:page;mso-height-relative:page" from="-21.9pt,-1.5pt" to="472.9pt,-1.1pt" o:gfxdata="UEsDBBQABgAIAAAAIQC2gziS/gAAAOEBAAATAAAAW0NvbnRlbnRfVHlwZXNdLnhtbJSRQU7DMBBF&#10;90jcwfIWJU67QAgl6YK0S0CoHGBkTxKLZGx5TGhvj5O2G0SRWNoz/78nu9wcxkFMGNg6quQqL6RA&#10;0s5Y6ir5vt9lD1JwBDIwOMJKHpHlpr69KfdHjyxSmriSfYz+USnWPY7AufNIadK6MEJMx9ApD/oD&#10;OlTrorhX2lFEilmcO2RdNtjC5xDF9pCuTyYBB5bi6bQ4syoJ3g9WQ0ymaiLzg5KdCXlKLjvcW893&#10;SUOqXwnz5DrgnHtJTxOsQfEKIT7DmDSUCaxw7Rqn8787ZsmRM9e2VmPeBN4uqYvTtW7jvijg9N/y&#10;JsXecLq0q+WD6m8AAAD//wMAUEsDBBQABgAIAAAAIQA4/SH/1gAAAJQBAAALAAAAX3JlbHMvLnJl&#10;bHOkkMFqwzAMhu+DvYPRfXGawxijTi+j0GvpHsDYimMaW0Yy2fr2M4PBMnrbUb/Q94l/f/hMi1qR&#10;JVI2sOt6UJgd+ZiDgffL8ekFlFSbvV0oo4EbChzGx4f9GRdb25HMsYhqlCwG5lrLq9biZkxWOiqY&#10;22YiTra2kYMu1l1tQD30/bPm3wwYN0x18gb45AdQl1tp5j/sFB2T0FQ7R0nTNEV3j6o9feQzro1i&#10;OWA14Fm+Q8a1a8+Bvu/d/dMb2JY5uiPbhG/ktn4cqGU/er3pcvwCAAD//wMAUEsDBBQABgAIAAAA&#10;IQByR3l0vQEAAMIDAAAOAAAAZHJzL2Uyb0RvYy54bWysU01v2zAMvQ/ofxB0X+ykWJYZcXposV2K&#10;rVi73VWZioXqC6IWO/9+lJw6xboBw7CLYIl8j++R9PZqtIYdIKL2ruXLRc0ZOOk77fYt//bw8e2G&#10;M0zCdcJ4By0/AvKr3cWb7RAaWPnemw4iIxKHzRBa3qcUmqpC2YMVuPABHAWVj1YkusZ91UUxELs1&#10;1aqu19XgYxeil4BIrzdTkO8Kv1Ig0xelEBIzLSdtqZyxnI/5rHZb0eyjCL2WJxniH1RYoR0Vnalu&#10;RBLsR9SvqKyW0aNXaSG9rbxSWkLxQG6W9S9u7nsRoHih5mCY24T/j1Z+Ply7u5ily9Hdh1svn5Ca&#10;Ug0BmzmYLximtFFFy5TR4TvNu3gmF2wsLT3OLYUxMUmP69Xm8sOaOi8p9q7elI5XosksuWiImD6B&#10;tyx/tNxolw2LRhxuMWUd55T8bBwbqOzqfT0RnYWVr3Q0MKV9BcV0RwImiWWf4NpEdhC0Cd3TMk+e&#10;yI2jzAxR2pgZVBcNfwSdcjMMyo79LXDOLhW9SzPQaufj76qm8VmqmvJPs8HJa7b96LvjXXweGi1K&#10;cXZa6ryJL+8Ffv71dj8BAAD//wMAUEsDBBQABgAIAAAAIQCfdrYk3AAAAAkBAAAPAAAAZHJzL2Rv&#10;d25yZXYueG1sTI/BTsMwEETvSPyDtUjcWoekQJvGqaAS4tJLCx/gxts4Il5Httuav2c5wW13djT7&#10;ptlkN4oLhjh4UvAwL0Agdd4M1Cv4/HibLUHEpMno0RMq+MYIm/b2ptG18Vfa4+WQesEhFGutwKY0&#10;1VLGzqLTce4nJL6dfHA68Rp6aYK+crgbZVkUT9LpgfiD1RNuLXZfh7NT4Lbvzzu/X+a8i8HE11OV&#10;rCOl7u/yyxpEwpz+zPCLz+jQMtPRn8lEMSqYLSpGTzxU3IkNq8UjC0cWyhJk28j/DdofAAAA//8D&#10;AFBLAQItABQABgAIAAAAIQC2gziS/gAAAOEBAAATAAAAAAAAAAAAAAAAAAAAAABbQ29udGVudF9U&#10;eXBlc10ueG1sUEsBAi0AFAAGAAgAAAAhADj9If/WAAAAlAEAAAsAAAAAAAAAAAAAAAAALwEAAF9y&#10;ZWxzLy5yZWxzUEsBAi0AFAAGAAgAAAAhAHJHeXS9AQAAwgMAAA4AAAAAAAAAAAAAAAAALgIAAGRy&#10;cy9lMm9Eb2MueG1sUEsBAi0AFAAGAAgAAAAhAJ92tiTcAAAACQEAAA8AAAAAAAAAAAAAAAAAFwQA&#10;AGRycy9kb3ducmV2LnhtbFBLBQYAAAAABAAEAPMAAAAgBQAAAAA=&#10;" strokecolor="black [3200]" strokeweight="1pt">
                   <v:stroke joinstyle="miter"/>
@@ -17223,7 +17233,7 @@
 </file>
 
 <file path=customXml/itemProps1.xml><?xml version="1.0" encoding="utf-8"?>
-<ds:datastoreItem xmlns:ds="http://schemas.openxmlformats.org/officeDocument/2006/customXml" ds:itemID="{92B42453-623B-42B4-97AF-A64364C179D6}">
+<ds:datastoreItem xmlns:ds="http://schemas.openxmlformats.org/officeDocument/2006/customXml" ds:itemID="{368E6685-4A06-4424-BD7A-7D42D27BA1B3}">
   <ds:schemaRefs>
     <ds:schemaRef ds:uri="http://schemas.openxmlformats.org/officeDocument/2006/bibliography"/>
   </ds:schemaRefs>

--- a/tests/fixtures/baza/pitanja/npo/7.docx
+++ b/tests/fixtures/baza/pitanja/npo/7.docx
@@ -128,6 +128,18 @@
                 <w:szCs w:val="20"/>
               </w:rPr>
             </w:pPr>
+            <w:r>
+              <w:rPr>
+                <w:rFonts w:ascii="Arial" w:hAnsi="Arial" w:cs="Arial"/>
+                <w:b/>
+                <w:i/>
+                <w:sz w:val="20"/>
+                <w:szCs w:val="20"/>
+              </w:rPr>
+              <w:t>Максимално</w:t>
+            </w:r>
+            <w:bookmarkStart w:id="3" w:name="_GoBack"/>
+            <w:bookmarkEnd w:id="3"/>
           </w:p>
         </w:tc>
         <w:tc>
@@ -144,8 +156,19 @@
                 <w:b/>
                 <w:sz w:val="28"/>
                 <w:szCs w:val="28"/>
+                <w:lang w:val="sr-Latn-BA"/>
               </w:rPr>
             </w:pPr>
+            <w:r>
+              <w:rPr>
+                <w:rFonts w:ascii="Arial" w:hAnsi="Arial" w:cs="Arial"/>
+                <w:b/>
+                <w:sz w:val="28"/>
+                <w:szCs w:val="28"/>
+                <w:lang w:val="sr-Latn-BA"/>
+              </w:rPr>
+              <w:t>1</w:t>
+            </w:r>
           </w:p>
         </w:tc>
       </w:tr>
@@ -565,8 +588,6 @@
           <w:lang w:val="sr-Latn-BA"/>
         </w:rPr>
       </w:pPr>
-      <w:bookmarkStart w:id="3" w:name="_GoBack"/>
-      <w:bookmarkEnd w:id="3"/>
     </w:p>
     <w:bookmarkEnd w:id="0"/>
     <w:bookmarkEnd w:id="1"/>
@@ -17212,7 +17233,7 @@
 </file>
 
 <file path=customXml/itemProps1.xml><?xml version="1.0" encoding="utf-8"?>
-<ds:datastoreItem xmlns:ds="http://schemas.openxmlformats.org/officeDocument/2006/customXml" ds:itemID="{3BE030C0-C227-4A0A-A504-791D8B9973C7}">
+<ds:datastoreItem xmlns:ds="http://schemas.openxmlformats.org/officeDocument/2006/customXml" ds:itemID="{368E6685-4A06-4424-BD7A-7D42D27BA1B3}">
   <ds:schemaRefs>
     <ds:schemaRef ds:uri="http://schemas.openxmlformats.org/officeDocument/2006/bibliography"/>
   </ds:schemaRefs>
